--- a/هشتم/ف 5/فصل 5.docx
+++ b/هشتم/ف 5/فصل 5.docx
@@ -1256,7 +1256,7 @@
       </w:tr>
       <w:tr>
         <w:trPr>
-          <w:trHeight w:val="1322"/>
+          <w:trHeight w:val="1703"/>
         </w:trPr>
         <w:tc>
           <w:tcPr>
@@ -1301,7 +1301,7 @@
                 <w:szCs w:val="28"/>
                 <w:rtl/>
               </w:rPr>
-              <w:t>اگر بردارها</w:t>
+              <w:t>اگر</w:t>
             </w:r>
             <w:r>
               <w:rPr>
@@ -1311,16 +1311,16 @@
                 <w:szCs w:val="28"/>
                 <w:rtl/>
               </w:rPr>
-              <w:t xml:space="preserve">ی </w:t>
+              <w:t xml:space="preserve"> </w:t>
             </w:r>
             <w:r>
               <w:rPr>
                 <w:rFonts w:ascii="Vazirmatn" w:hAnsi="Vazirmatn"/>
-                <w:position w:val="-6"/>
-                <w:sz w:val="28"/>
-                <w:szCs w:val="28"/>
-              </w:rPr>
-              <w:object w:dxaOrig="680" w:dyaOrig="340" w14:anchorId="476A78AF">
+                <w:position w:val="-10"/>
+                <w:sz w:val="28"/>
+                <w:szCs w:val="28"/>
+              </w:rPr>
+              <w:object w:dxaOrig="1200" w:dyaOrig="380" w14:anchorId="476A78AF">
                 <v:shapetype id="_x0000_t75" coordsize="21600,21600" o:spt="75" o:preferrelative="t" path="m@4@5l@4@11@9@11@9@5xe" filled="f" stroked="f">
                   <v:stroke joinstyle="miter"/>
                   <v:formulas>
@@ -1340,10 +1340,10 @@
                   <v:path o:extrusionok="f" gradientshapeok="t" o:connecttype="rect"/>
                   <o:lock v:ext="edit" aspectratio="t"/>
                 </v:shapetype>
-                <v:shape id="_x0000_i1025" type="#_x0000_t75" style="width:37.7pt;height:18.85pt" o:ole="">
+                <v:shape id="_x0000_i1075" type="#_x0000_t75" style="width:66.55pt;height:21.05pt" o:ole="">
                   <v:imagedata r:id="rId8" o:title=""/>
                 </v:shape>
-                <o:OLEObject Type="Embed" ProgID="Equation.DSMT4" ShapeID="_x0000_i1025" DrawAspect="Content" ObjectID="_1800158114" r:id="rId9"/>
+                <o:OLEObject Type="Embed" ProgID="Equation.DSMT4" ShapeID="_x0000_i1075" DrawAspect="Content" ObjectID="_1832646212" r:id="rId9"/>
               </w:object>
             </w:r>
             <w:r>
@@ -1359,15 +1359,15 @@
             <w:r>
               <w:rPr>
                 <w:rFonts w:ascii="Vazirmatn" w:hAnsi="Vazirmatn"/>
-                <w:position w:val="-10"/>
-                <w:sz w:val="28"/>
-                <w:szCs w:val="28"/>
-              </w:rPr>
-              <w:object w:dxaOrig="900" w:dyaOrig="380" w14:anchorId="7BF5B439">
-                <v:shape id="_x0000_i1026" type="#_x0000_t75" style="width:49.7pt;height:20.55pt" o:ole="">
+                <w:position w:val="-30"/>
+                <w:sz w:val="28"/>
+                <w:szCs w:val="28"/>
+              </w:rPr>
+              <w:object w:dxaOrig="820" w:dyaOrig="740" w14:anchorId="7BF5B439">
+                <v:shape id="_x0000_i1074" type="#_x0000_t75" style="width:45.5pt;height:40.1pt" o:ole="">
                   <v:imagedata r:id="rId10" o:title=""/>
                 </v:shape>
-                <o:OLEObject Type="Embed" ProgID="Equation.DSMT4" ShapeID="_x0000_i1026" DrawAspect="Content" ObjectID="_1800158115" r:id="rId11"/>
+                <o:OLEObject Type="Embed" ProgID="Equation.DSMT4" ShapeID="_x0000_i1074" DrawAspect="Content" ObjectID="_1832646213" r:id="rId11"/>
               </w:object>
             </w:r>
             <w:r>
@@ -1458,10 +1458,10 @@
                 <w:szCs w:val="28"/>
               </w:rPr>
               <w:object w:dxaOrig="1160" w:dyaOrig="340" w14:anchorId="28AFA57B">
-                <v:shape id="_x0000_i1027" type="#_x0000_t75" style="width:63.45pt;height:18.85pt" o:ole="">
+                <v:shape id="_x0000_i1073" type="#_x0000_t75" style="width:63.15pt;height:19pt" o:ole="">
                   <v:imagedata r:id="rId12" o:title=""/>
                 </v:shape>
-                <o:OLEObject Type="Embed" ProgID="Equation.DSMT4" ShapeID="_x0000_i1027" DrawAspect="Content" ObjectID="_1800158116" r:id="rId13"/>
+                <o:OLEObject Type="Embed" ProgID="Equation.DSMT4" ShapeID="_x0000_i1073" DrawAspect="Content" ObjectID="_1832646214" r:id="rId13"/>
               </w:object>
             </w:r>
             <w:bookmarkEnd w:id="0"/>
@@ -1627,7 +1627,20 @@
                 <w:rtl/>
                 <w:lang w:bidi="fa-IR"/>
               </w:rPr>
-              <w:t xml:space="preserve">                                                         </w:t>
+              <w:t xml:space="preserve"> </w:t>
+            </w:r>
+            <w:bookmarkStart w:id="1" w:name="_GoBack"/>
+            <w:bookmarkEnd w:id="1"/>
+            <w:r>
+              <w:rPr>
+                <w:rFonts w:hint="cs"/>
+                <w:noProof/>
+                <w:sz w:val="28"/>
+                <w:szCs w:val="28"/>
+                <w:rtl/>
+                <w:lang w:bidi="fa-IR"/>
+              </w:rPr>
+              <w:t xml:space="preserve">                                                        </w:t>
             </w:r>
             <w:r>
               <w:rPr>
@@ -1637,10 +1650,10 @@
                 <w:szCs w:val="28"/>
               </w:rPr>
               <w:object w:dxaOrig="1860" w:dyaOrig="740" w14:anchorId="18B45095">
-                <v:shape id="_x0000_i1028" type="#_x0000_t75" style="width:102pt;height:42pt" o:ole="">
+                <v:shape id="_x0000_i1028" type="#_x0000_t75" style="width:101.9pt;height:42.1pt" o:ole="">
                   <v:imagedata r:id="rId14" o:title=""/>
                 </v:shape>
-                <o:OLEObject Type="Embed" ProgID="Equation.DSMT4" ShapeID="_x0000_i1028" DrawAspect="Content" ObjectID="_1800158117" r:id="rId15"/>
+                <o:OLEObject Type="Embed" ProgID="Equation.DSMT4" ShapeID="_x0000_i1028" DrawAspect="Content" ObjectID="_1832646215" r:id="rId15"/>
               </w:object>
             </w:r>
           </w:p>
@@ -1900,10 +1913,10 @@
                       <w:szCs w:val="28"/>
                     </w:rPr>
                     <w:object w:dxaOrig="1100" w:dyaOrig="740" w14:anchorId="55640D0B">
-                      <v:shape id="_x0000_i1029" type="#_x0000_t75" style="width:60.85pt;height:42pt" o:ole="">
+                      <v:shape id="_x0000_i1029" type="#_x0000_t75" style="width:61.15pt;height:42.1pt" o:ole="">
                         <v:imagedata r:id="rId16" o:title=""/>
                       </v:shape>
-                      <o:OLEObject Type="Embed" ProgID="Equation.DSMT4" ShapeID="_x0000_i1029" DrawAspect="Content" ObjectID="_1800158118" r:id="rId17"/>
+                      <o:OLEObject Type="Embed" ProgID="Equation.DSMT4" ShapeID="_x0000_i1029" DrawAspect="Content" ObjectID="_1832646216" r:id="rId17"/>
                     </w:object>
                   </w:r>
                 </w:p>
@@ -1931,10 +1944,10 @@
                       <w:szCs w:val="28"/>
                     </w:rPr>
                     <w:object w:dxaOrig="1540" w:dyaOrig="740" w14:anchorId="288039F5">
-                      <v:shape id="_x0000_i1030" type="#_x0000_t75" style="width:85.7pt;height:42pt" o:ole="">
+                      <v:shape id="_x0000_i1030" type="#_x0000_t75" style="width:85.6pt;height:42.1pt" o:ole="">
                         <v:imagedata r:id="rId18" o:title=""/>
                       </v:shape>
-                      <o:OLEObject Type="Embed" ProgID="Equation.DSMT4" ShapeID="_x0000_i1030" DrawAspect="Content" ObjectID="_1800158119" r:id="rId19"/>
+                      <o:OLEObject Type="Embed" ProgID="Equation.DSMT4" ShapeID="_x0000_i1030" DrawAspect="Content" ObjectID="_1832646217" r:id="rId19"/>
                     </w:object>
                   </w:r>
                 </w:p>
@@ -2125,10 +2138,10 @@
                 <w:szCs w:val="28"/>
               </w:rPr>
               <w:object w:dxaOrig="1880" w:dyaOrig="740" w14:anchorId="69DE7C04">
-                <v:shape id="_x0000_i1031" type="#_x0000_t75" style="width:102.85pt;height:42pt" o:ole="">
+                <v:shape id="_x0000_i1031" type="#_x0000_t75" style="width:102.55pt;height:42.1pt" o:ole="">
                   <v:imagedata r:id="rId20" o:title=""/>
                 </v:shape>
-                <o:OLEObject Type="Embed" ProgID="Equation.DSMT4" ShapeID="_x0000_i1031" DrawAspect="Content" ObjectID="_1800158120" r:id="rId21"/>
+                <o:OLEObject Type="Embed" ProgID="Equation.DSMT4" ShapeID="_x0000_i1031" DrawAspect="Content" ObjectID="_1832646218" r:id="rId21"/>
               </w:object>
             </w:r>
             <w:r>
@@ -2367,10 +2380,10 @@
                       <w:szCs w:val="28"/>
                     </w:rPr>
                     <w:object w:dxaOrig="1660" w:dyaOrig="740" w14:anchorId="439C7C87">
-                      <v:shape id="_x0000_i1032" type="#_x0000_t75" style="width:91.7pt;height:42pt" o:ole="">
+                      <v:shape id="_x0000_i1032" type="#_x0000_t75" style="width:91.7pt;height:42.1pt" o:ole="">
                         <v:imagedata r:id="rId22" o:title=""/>
                       </v:shape>
-                      <o:OLEObject Type="Embed" ProgID="Equation.DSMT4" ShapeID="_x0000_i1032" DrawAspect="Content" ObjectID="_1800158121" r:id="rId23"/>
+                      <o:OLEObject Type="Embed" ProgID="Equation.DSMT4" ShapeID="_x0000_i1032" DrawAspect="Content" ObjectID="_1832646219" r:id="rId23"/>
                     </w:object>
                   </w:r>
                 </w:p>
@@ -2399,10 +2412,10 @@
                       <w:szCs w:val="28"/>
                     </w:rPr>
                     <w:object w:dxaOrig="1660" w:dyaOrig="740" w14:anchorId="39B2E4AA">
-                      <v:shape id="_x0000_i1033" type="#_x0000_t75" style="width:91.7pt;height:42pt" o:ole="">
+                      <v:shape id="_x0000_i1033" type="#_x0000_t75" style="width:91.7pt;height:42.1pt" o:ole="">
                         <v:imagedata r:id="rId24" o:title=""/>
                       </v:shape>
-                      <o:OLEObject Type="Embed" ProgID="Equation.DSMT4" ShapeID="_x0000_i1033" DrawAspect="Content" ObjectID="_1800158122" r:id="rId25"/>
+                      <o:OLEObject Type="Embed" ProgID="Equation.DSMT4" ShapeID="_x0000_i1033" DrawAspect="Content" ObjectID="_1832646220" r:id="rId25"/>
                     </w:object>
                   </w:r>
                 </w:p>
@@ -2632,10 +2645,10 @@
                 <w:szCs w:val="28"/>
               </w:rPr>
               <w:object w:dxaOrig="1040" w:dyaOrig="340" w14:anchorId="33E24986">
-                <v:shape id="_x0000_i1034" type="#_x0000_t75" style="width:57.45pt;height:18.85pt" o:ole="">
+                <v:shape id="_x0000_i1034" type="#_x0000_t75" style="width:57.75pt;height:19pt" o:ole="">
                   <v:imagedata r:id="rId27" o:title=""/>
                 </v:shape>
-                <o:OLEObject Type="Embed" ProgID="Equation.DSMT4" ShapeID="_x0000_i1034" DrawAspect="Content" ObjectID="_1800158123" r:id="rId28"/>
+                <o:OLEObject Type="Embed" ProgID="Equation.DSMT4" ShapeID="_x0000_i1034" DrawAspect="Content" ObjectID="_1832646221" r:id="rId28"/>
               </w:object>
             </w:r>
             <w:r>
@@ -2730,7 +2743,6 @@
           <w:p>
             <w:pPr>
               <w:rPr>
-                <w:rFonts w:hint="cs"/>
                 <w:noProof/>
                 <w:rtl/>
                 <w:lang w:bidi="fa-IR"/>
@@ -3230,8 +3242,6 @@
               </w:rPr>
               <w:t xml:space="preserve"> </w:t>
             </w:r>
-            <w:bookmarkStart w:id="1" w:name="_GoBack"/>
-            <w:bookmarkEnd w:id="1"/>
           </w:p>
           <w:p>
             <w:pPr>
@@ -3259,10 +3269,10 @@
                 <w:szCs w:val="28"/>
               </w:rPr>
               <w:object w:dxaOrig="2659" w:dyaOrig="240" w14:anchorId="1FEEE707">
-                <v:shape id="_x0000_i1035" type="#_x0000_t75" style="width:146.55pt;height:13.7pt" o:ole="">
+                <v:shape id="_x0000_i1035" type="#_x0000_t75" style="width:146.7pt;height:13.6pt" o:ole="">
                   <v:imagedata r:id="rId29" o:title=""/>
                 </v:shape>
-                <o:OLEObject Type="Embed" ProgID="Equation.DSMT4" ShapeID="_x0000_i1035" DrawAspect="Content" ObjectID="_1800158124" r:id="rId30"/>
+                <o:OLEObject Type="Embed" ProgID="Equation.DSMT4" ShapeID="_x0000_i1035" DrawAspect="Content" ObjectID="_1832646222" r:id="rId30"/>
               </w:object>
             </w:r>
           </w:p>
@@ -5087,7 +5097,7 @@
 </file>
 
 <file path=customXml/itemProps1.xml><?xml version="1.0" encoding="utf-8"?>
-<ds:datastoreItem xmlns:ds="http://schemas.openxmlformats.org/officeDocument/2006/customXml" ds:itemID="{042F1495-273A-45BF-80C8-22788870434D}">
+<ds:datastoreItem xmlns:ds="http://schemas.openxmlformats.org/officeDocument/2006/customXml" ds:itemID="{754539D8-FD66-4691-8E18-36426738FABA}">
   <ds:schemaRefs>
     <ds:schemaRef ds:uri="http://schemas.openxmlformats.org/officeDocument/2006/bibliography"/>
   </ds:schemaRefs>
